--- a/Volume 1/Chapter 02 - Language Fundamentals/SPA_Vol1_Ch2_Project2_System_Information_Utility.docx
+++ b/Volume 1/Chapter 02 - Language Fundamentals/SPA_Vol1_Ch2_Project2_System_Information_Utility.docx
@@ -1045,10 +1045,7 @@
         <w:keepNext/>
       </w:pPr>
       <w:r>
-        <w:t>Save each source and supporting file from this project into the matching path in the project layout. As in Chapter 1, notepad .\c\basic_system_info.c creates and opens one: choose Yes, type the file, save it with Ctrl+S, and close Notepad. Then install the TypeScript compiler for this project, create Python's virtual environment in .\python\.venv, and install psutil into it with that environment's own pip, exactly as in Lesson 2.16. Remember, the package lives only in .\python\.venv, so run the program with</w:t>
-      </w:r>
-      <w:r>
-        <w:t xml:space="preserve"> .venv's Python (Lesson 2.17).</w:t>
+        <w:t>Next, let the tools create each project's settings file. Remember, -o names the project folder; you replace the starter Program.cs with this lesson's code in the C# section. Remember, go.mod makes the folder a module; its go line shows the Go version you have installed.</w:t>
       </w:r>
     </w:p>
     <w:p>
@@ -1062,7 +1059,7 @@
         <w:keepNext/>
       </w:pPr>
       <w:r>
-        <w:t>npm --prefix .\typescript install --ignore-scripts --no-audit --no-fund</w:t>
+        <w:t>dotnet new console -o .\csharp\BasicSystemInfo</w:t>
       </w:r>
     </w:p>
     <w:p>
@@ -1071,6 +1068,302 @@
         <w:keepNext/>
       </w:pPr>
       <w:r>
+        <w:t>dotnet new console -o .\csharp\SystemInfo</w:t>
+      </w:r>
+    </w:p>
+    <w:p>
+      <w:pPr>
+        <w:pStyle w:val="CommandBlock"/>
+      </w:pPr>
+      <w:r>
+        <w:t>go -C .\go mod init example.com/systeminfoapp</w:t>
+      </w:r>
+    </w:p>
+    <w:p>
+      <w:pPr>
+        <w:keepNext/>
+      </w:pPr>
+    </w:p>
+    <w:p>
+      <w:pPr>
+        <w:keepNext/>
+      </w:pPr>
+      <w:r>
+        <w:t>Then make the TypeScript project's package.json. Remember, npm init -y, npm pkg, then npm install, inside .\typescript: Push-Location moves into it and Pop-Location moves back to system-information-utility.</w:t>
+      </w:r>
+    </w:p>
+    <w:p>
+      <w:pPr>
+        <w:keepNext/>
+      </w:pPr>
+    </w:p>
+    <w:p>
+      <w:pPr>
+        <w:pStyle w:val="CommandBlock"/>
+        <w:keepNext/>
+      </w:pPr>
+      <w:r>
+        <w:t>Push-Location .\typescript</w:t>
+      </w:r>
+    </w:p>
+    <w:p>
+      <w:pPr>
+        <w:pStyle w:val="CommandBlock"/>
+        <w:keepNext/>
+      </w:pPr>
+      <w:r>
+        <w:t>npm init -y</w:t>
+      </w:r>
+    </w:p>
+    <w:p>
+      <w:pPr>
+        <w:pStyle w:val="CommandBlock"/>
+        <w:keepNext/>
+      </w:pPr>
+      <w:r>
+        <w:t>npm pkg set name=system-info-typescript type=module</w:t>
+      </w:r>
+    </w:p>
+    <w:p>
+      <w:pPr>
+        <w:pStyle w:val="CommandBlock"/>
+        <w:keepNext/>
+      </w:pPr>
+      <w:r>
+        <w:t>npm pkg set private=true --json</w:t>
+      </w:r>
+    </w:p>
+    <w:p>
+      <w:pPr>
+        <w:pStyle w:val="CommandBlock"/>
+        <w:keepNext/>
+      </w:pPr>
+      <w:r>
+        <w:t>npm pkg set "scripts.check=tsc --noEmit" "scripts.build=tsc --noEmitOnError"</w:t>
+      </w:r>
+    </w:p>
+    <w:p>
+      <w:pPr>
+        <w:pStyle w:val="CommandBlock"/>
+        <w:keepNext/>
+      </w:pPr>
+      <w:r>
+        <w:t>npm pkg delete version description main keywords author license scripts.test</w:t>
+      </w:r>
+    </w:p>
+    <w:p>
+      <w:pPr>
+        <w:pStyle w:val="CommandBlock"/>
+        <w:keepNext/>
+      </w:pPr>
+      <w:r>
+        <w:t>npm install --save-dev --save-exact typescript@7.0.2 @types/node@24.13.5 `</w:t>
+      </w:r>
+    </w:p>
+    <w:p>
+      <w:pPr>
+        <w:pStyle w:val="CommandBlock"/>
+        <w:keepNext/>
+      </w:pPr>
+      <w:r>
+        <w:t xml:space="preserve">    --ignore-scripts --no-audit --no-fund</w:t>
+      </w:r>
+    </w:p>
+    <w:p>
+      <w:pPr>
+        <w:pStyle w:val="CommandBlock"/>
+      </w:pPr>
+      <w:r>
+        <w:t>Pop-Location</w:t>
+      </w:r>
+    </w:p>
+    <w:p>
+      <w:pPr>
+        <w:keepNext/>
+      </w:pPr>
+    </w:p>
+    <w:p>
+      <w:r>
+        <w:t>Then type the TypeScript compiler settings. As in Chapter 1, notepad .\typescript\tsconfig.json creates and opens the file: choose Yes, type the file, save it with Ctrl+S, and close Notepad.</w:t>
+      </w:r>
+    </w:p>
+    <w:p>
+      <w:pPr>
+        <w:keepNext/>
+      </w:pPr>
+    </w:p>
+    <w:p>
+      <w:pPr>
+        <w:pStyle w:val="Heading3"/>
+      </w:pPr>
+      <w:r>
+        <w:t>typescript/tsconfig.json</w:t>
+      </w:r>
+    </w:p>
+    <w:p>
+      <w:pPr>
+        <w:pStyle w:val="SourceCode"/>
+        <w:keepNext/>
+      </w:pPr>
+      <w:r>
+        <w:t>{</w:t>
+      </w:r>
+    </w:p>
+    <w:p>
+      <w:pPr>
+        <w:pStyle w:val="SourceCode"/>
+        <w:keepNext/>
+      </w:pPr>
+      <w:r>
+        <w:t xml:space="preserve">  "compilerOptions": {</w:t>
+      </w:r>
+    </w:p>
+    <w:p>
+      <w:pPr>
+        <w:pStyle w:val="SourceCode"/>
+      </w:pPr>
+      <w:r>
+        <w:t xml:space="preserve">    "target": "ES2022",</w:t>
+      </w:r>
+    </w:p>
+    <w:p>
+      <w:pPr>
+        <w:pStyle w:val="SourceCode"/>
+      </w:pPr>
+      <w:r>
+        <w:t xml:space="preserve">    "module": "NodeNext",</w:t>
+      </w:r>
+    </w:p>
+    <w:p>
+      <w:pPr>
+        <w:pStyle w:val="SourceCode"/>
+      </w:pPr>
+      <w:r>
+        <w:t xml:space="preserve">    "moduleResolution": "NodeNext",</w:t>
+      </w:r>
+    </w:p>
+    <w:p>
+      <w:pPr>
+        <w:pStyle w:val="SourceCode"/>
+      </w:pPr>
+      <w:r>
+        <w:t xml:space="preserve">    "rootDir": "src",</w:t>
+      </w:r>
+    </w:p>
+    <w:p>
+      <w:pPr>
+        <w:pStyle w:val="SourceCode"/>
+      </w:pPr>
+      <w:r>
+        <w:t xml:space="preserve">    "outDir": "dist",</w:t>
+      </w:r>
+    </w:p>
+    <w:p>
+      <w:pPr>
+        <w:pStyle w:val="SourceCode"/>
+      </w:pPr>
+      <w:r>
+        <w:t xml:space="preserve">    "strict": true,</w:t>
+      </w:r>
+    </w:p>
+    <w:p>
+      <w:pPr>
+        <w:pStyle w:val="SourceCode"/>
+      </w:pPr>
+      <w:r>
+        <w:t xml:space="preserve">    "types": [</w:t>
+      </w:r>
+    </w:p>
+    <w:p>
+      <w:pPr>
+        <w:pStyle w:val="SourceCode"/>
+      </w:pPr>
+      <w:r>
+        <w:t xml:space="preserve">      "node"</w:t>
+      </w:r>
+    </w:p>
+    <w:p>
+      <w:pPr>
+        <w:pStyle w:val="SourceCode"/>
+      </w:pPr>
+      <w:r>
+        <w:t xml:space="preserve">    ],</w:t>
+      </w:r>
+    </w:p>
+    <w:p>
+      <w:pPr>
+        <w:pStyle w:val="SourceCode"/>
+      </w:pPr>
+      <w:r>
+        <w:t xml:space="preserve">    "moduleDetection": "force"</w:t>
+      </w:r>
+    </w:p>
+    <w:p>
+      <w:pPr>
+        <w:pStyle w:val="SourceCode"/>
+      </w:pPr>
+      <w:r>
+        <w:t xml:space="preserve">  },</w:t>
+      </w:r>
+    </w:p>
+    <w:p>
+      <w:pPr>
+        <w:pStyle w:val="SourceCode"/>
+      </w:pPr>
+      <w:r>
+        <w:t xml:space="preserve">  "include": [</w:t>
+      </w:r>
+    </w:p>
+    <w:p>
+      <w:pPr>
+        <w:pStyle w:val="SourceCode"/>
+        <w:keepNext/>
+      </w:pPr>
+      <w:r>
+        <w:t xml:space="preserve">    "src/**/*.ts"</w:t>
+      </w:r>
+    </w:p>
+    <w:p>
+      <w:pPr>
+        <w:pStyle w:val="SourceCode"/>
+        <w:keepNext/>
+      </w:pPr>
+      <w:r>
+        <w:t xml:space="preserve">  ]</w:t>
+      </w:r>
+    </w:p>
+    <w:p>
+      <w:pPr>
+        <w:pStyle w:val="SourceCode"/>
+      </w:pPr>
+      <w:r>
+        <w:t>}</w:t>
+      </w:r>
+    </w:p>
+    <w:p>
+      <w:pPr>
+        <w:keepNext/>
+      </w:pPr>
+    </w:p>
+    <w:p>
+      <w:pPr>
+        <w:keepNext/>
+      </w:pPr>
+      <w:r>
+        <w:t>Then create Python's virtual environment in .\python\.venv, and install psutil into it with that environment's own pip, exactly as in Lesson 2.16. Remember, the package lives only in .\python\.venv, so run the program with .venv's Python (Lesson 2.17).</w:t>
+      </w:r>
+    </w:p>
+    <w:p>
+      <w:pPr>
+        <w:keepNext/>
+      </w:pPr>
+    </w:p>
+    <w:p>
+      <w:pPr>
+        <w:pStyle w:val="CommandBlock"/>
+        <w:keepNext/>
+      </w:pPr>
+      <w:r>
         <w:t>py -m venv .\python\.venv</w:t>
       </w:r>
     </w:p>
@@ -1088,6 +1381,16 @@
       </w:pPr>
     </w:p>
     <w:p>
+      <w:r>
+        <w:t>You save each source file in its language's section below, as each is shown, the same way.</w:t>
+      </w:r>
+    </w:p>
+    <w:p>
+      <w:pPr>
+        <w:keepNext/>
+      </w:pPr>
+    </w:p>
+    <w:p>
       <w:pPr>
         <w:keepNext/>
       </w:pPr>
@@ -1167,7 +1470,7 @@
         <w:keepNext/>
       </w:pPr>
       <w:r>
-        <w:t>Save each source and supporting file from this project into the matching path in the project layout. As in Chapter 1, nano ./c/basic_system_info.c creates and opens one: type the file, then save and close it with Ctrl+O, Enter, then Ctrl+X. Then install the TypeScript compiler and psutil. On Ubuntu, python3 -m venv needs the python3-venv package first: sudo apt install python3-venv.</w:t>
+        <w:t>Then create the C#, Go, and TypeScript project files with the same commands as on Windows; cd moves into ./typescript for the npm lines, and cd .. moves back.</w:t>
       </w:r>
     </w:p>
     <w:p>
@@ -1181,7 +1484,7 @@
         <w:keepNext/>
       </w:pPr>
       <w:r>
-        <w:t>npm --prefix ./typescript install --ignore-scripts --no-audit --no-fund</w:t>
+        <w:t>dotnet new console -o ./csharp/BasicSystemInfo</w:t>
       </w:r>
     </w:p>
     <w:p>
@@ -1190,6 +1493,122 @@
         <w:keepNext/>
       </w:pPr>
       <w:r>
+        <w:t>dotnet new console -o ./csharp/SystemInfo</w:t>
+      </w:r>
+    </w:p>
+    <w:p>
+      <w:pPr>
+        <w:pStyle w:val="CommandBlock"/>
+        <w:keepNext/>
+      </w:pPr>
+      <w:r>
+        <w:t>go -C ./go mod init example.com/systeminfoapp</w:t>
+      </w:r>
+    </w:p>
+    <w:p>
+      <w:pPr>
+        <w:pStyle w:val="CommandBlock"/>
+        <w:keepNext/>
+      </w:pPr>
+      <w:r>
+        <w:t>cd ./typescript</w:t>
+      </w:r>
+    </w:p>
+    <w:p>
+      <w:pPr>
+        <w:pStyle w:val="CommandBlock"/>
+        <w:keepNext/>
+      </w:pPr>
+      <w:r>
+        <w:t>npm init -y</w:t>
+      </w:r>
+    </w:p>
+    <w:p>
+      <w:pPr>
+        <w:pStyle w:val="CommandBlock"/>
+        <w:keepNext/>
+      </w:pPr>
+      <w:r>
+        <w:t>npm pkg set name=system-info-typescript type=module</w:t>
+      </w:r>
+    </w:p>
+    <w:p>
+      <w:pPr>
+        <w:pStyle w:val="CommandBlock"/>
+        <w:keepNext/>
+      </w:pPr>
+      <w:r>
+        <w:t>npm pkg set private=true --json</w:t>
+      </w:r>
+    </w:p>
+    <w:p>
+      <w:pPr>
+        <w:pStyle w:val="CommandBlock"/>
+        <w:keepNext/>
+      </w:pPr>
+      <w:r>
+        <w:t>npm pkg set "scripts.check=tsc --noEmit" "scripts.build=tsc --noEmitOnError"</w:t>
+      </w:r>
+    </w:p>
+    <w:p>
+      <w:pPr>
+        <w:pStyle w:val="CommandBlock"/>
+        <w:keepNext/>
+      </w:pPr>
+      <w:r>
+        <w:t>npm pkg delete version description main keywords author license scripts.test</w:t>
+      </w:r>
+    </w:p>
+    <w:p>
+      <w:pPr>
+        <w:pStyle w:val="CommandBlock"/>
+        <w:keepNext/>
+      </w:pPr>
+      <w:r>
+        <w:t>npm install --save-dev --save-exact typescript@7.0.2 @types/node@24.13.5 \</w:t>
+      </w:r>
+    </w:p>
+    <w:p>
+      <w:pPr>
+        <w:pStyle w:val="CommandBlock"/>
+        <w:keepNext/>
+      </w:pPr>
+      <w:r>
+        <w:t xml:space="preserve">    --ignore-scripts --no-audit --no-fund</w:t>
+      </w:r>
+    </w:p>
+    <w:p>
+      <w:pPr>
+        <w:pStyle w:val="CommandBlock"/>
+      </w:pPr>
+      <w:r>
+        <w:t>cd ..</w:t>
+      </w:r>
+    </w:p>
+    <w:p>
+      <w:pPr>
+        <w:keepNext/>
+      </w:pPr>
+    </w:p>
+    <w:p>
+      <w:pPr>
+        <w:keepNext/>
+      </w:pPr>
+      <w:r>
+        <w:t>Type typescript/tsconfig.json exactly as shown in the Windows setup. Then install psutil. On Ubuntu, python3 -m venv needs the python3-venv package first: sudo apt install python3-venv.</w:t>
+      </w:r>
+    </w:p>
+    <w:p>
+      <w:pPr>
+        <w:keepNext/>
+      </w:pPr>
+    </w:p>
+    <w:p>
+      <w:pPr>
+        <w:pStyle w:val="CommandBlock"/>
+        <w:keepNext/>
+      </w:pPr>
+      <w:r>
         <w:t>python3 -m venv ./python/.venv</w:t>
       </w:r>
     </w:p>
@@ -1207,6 +1626,16 @@
       </w:pPr>
     </w:p>
     <w:p>
+      <w:r>
+        <w:t>You save each source file in its language's section below, as each is shown. As in Chapter 1, nano ./c/basic_system_info.c creates and opens one: type the file, then save and close it with Ctrl+O, Enter, then Ctrl+X.</w:t>
+      </w:r>
+    </w:p>
+    <w:p>
+      <w:pPr>
+        <w:keepNext/>
+      </w:pPr>
+    </w:p>
+    <w:p>
       <w:pPr>
         <w:keepNext/>
       </w:pPr>
@@ -25408,7 +25837,7 @@
     </w:p>
     <w:p>
       <w:r>
-        <w:t>These files are the same as in Project 1, except that the project names change and go.mod names this project's Go module, example.com/systeminfoapp.</w:t>
+        <w:t>These are the files the setup commands wrote, shown here so you can check yours. Your go line shows your own Go version, and the blank lines and the order of the package.json fields may differ.</w:t>
       </w:r>
     </w:p>
     <w:p>
@@ -25746,164 +26175,6 @@
       </w:pPr>
       <w:r>
         <w:t xml:space="preserve">  }</w:t>
-      </w:r>
-    </w:p>
-    <w:p>
-      <w:pPr>
-        <w:pStyle w:val="SourceCode"/>
-      </w:pPr>
-      <w:r>
-        <w:t>}</w:t>
-      </w:r>
-    </w:p>
-    <w:p>
-      <w:pPr>
-        <w:keepNext/>
-      </w:pPr>
-    </w:p>
-    <w:p>
-      <w:pPr>
-        <w:keepNext/>
-      </w:pPr>
-    </w:p>
-    <w:p>
-      <w:pPr>
-        <w:pStyle w:val="Heading2"/>
-      </w:pPr>
-      <w:r>
-        <w:t>typescript/tsconfig.json</w:t>
-      </w:r>
-    </w:p>
-    <w:p>
-      <w:pPr>
-        <w:pStyle w:val="SourceCode"/>
-        <w:keepNext/>
-      </w:pPr>
-      <w:r>
-        <w:t>{</w:t>
-      </w:r>
-    </w:p>
-    <w:p>
-      <w:pPr>
-        <w:pStyle w:val="SourceCode"/>
-        <w:keepNext/>
-      </w:pPr>
-      <w:r>
-        <w:t xml:space="preserve">  "compilerOptions": {</w:t>
-      </w:r>
-    </w:p>
-    <w:p>
-      <w:pPr>
-        <w:pStyle w:val="SourceCode"/>
-      </w:pPr>
-      <w:r>
-        <w:t xml:space="preserve">    "target": "ES2022",</w:t>
-      </w:r>
-    </w:p>
-    <w:p>
-      <w:pPr>
-        <w:pStyle w:val="SourceCode"/>
-      </w:pPr>
-      <w:r>
-        <w:t xml:space="preserve">    "module": "NodeNext",</w:t>
-      </w:r>
-    </w:p>
-    <w:p>
-      <w:pPr>
-        <w:pStyle w:val="SourceCode"/>
-      </w:pPr>
-      <w:r>
-        <w:t xml:space="preserve">    "moduleResolution": "NodeNext",</w:t>
-      </w:r>
-    </w:p>
-    <w:p>
-      <w:pPr>
-        <w:pStyle w:val="SourceCode"/>
-      </w:pPr>
-      <w:r>
-        <w:t xml:space="preserve">    "rootDir": "src",</w:t>
-      </w:r>
-    </w:p>
-    <w:p>
-      <w:pPr>
-        <w:pStyle w:val="SourceCode"/>
-      </w:pPr>
-      <w:r>
-        <w:t xml:space="preserve">    "outDir": "dist",</w:t>
-      </w:r>
-    </w:p>
-    <w:p>
-      <w:pPr>
-        <w:pStyle w:val="SourceCode"/>
-      </w:pPr>
-      <w:r>
-        <w:t xml:space="preserve">    "strict": true,</w:t>
-      </w:r>
-    </w:p>
-    <w:p>
-      <w:pPr>
-        <w:pStyle w:val="SourceCode"/>
-      </w:pPr>
-      <w:r>
-        <w:t xml:space="preserve">    "types": [</w:t>
-      </w:r>
-    </w:p>
-    <w:p>
-      <w:pPr>
-        <w:pStyle w:val="SourceCode"/>
-      </w:pPr>
-      <w:r>
-        <w:t xml:space="preserve">      "node"</w:t>
-      </w:r>
-    </w:p>
-    <w:p>
-      <w:pPr>
-        <w:pStyle w:val="SourceCode"/>
-      </w:pPr>
-      <w:r>
-        <w:t xml:space="preserve">    ],</w:t>
-      </w:r>
-    </w:p>
-    <w:p>
-      <w:pPr>
-        <w:pStyle w:val="SourceCode"/>
-      </w:pPr>
-      <w:r>
-        <w:t xml:space="preserve">    "moduleDetection": "force"</w:t>
-      </w:r>
-    </w:p>
-    <w:p>
-      <w:pPr>
-        <w:pStyle w:val="SourceCode"/>
-      </w:pPr>
-      <w:r>
-        <w:t xml:space="preserve">  },</w:t>
-      </w:r>
-    </w:p>
-    <w:p>
-      <w:pPr>
-        <w:pStyle w:val="SourceCode"/>
-      </w:pPr>
-      <w:r>
-        <w:t xml:space="preserve">  "include": [</w:t>
-      </w:r>
-    </w:p>
-    <w:p>
-      <w:pPr>
-        <w:pStyle w:val="SourceCode"/>
-        <w:keepNext/>
-      </w:pPr>
-      <w:r>
-        <w:t xml:space="preserve">    "src/**/*.ts"</w:t>
-      </w:r>
-    </w:p>
-    <w:p>
-      <w:pPr>
-        <w:pStyle w:val="SourceCode"/>
-        <w:keepNext/>
-      </w:pPr>
-      <w:r>
-        <w:t xml:space="preserve">  ]</w:t>
       </w:r>
     </w:p>
     <w:p>
@@ -27480,31 +27751,31 @@
       </w:rPr>
     </w:lvl>
   </w:abstractNum>
-  <w:num w:numId="1" w16cid:durableId="1053892006">
+  <w:num w:numId="1" w16cid:durableId="1765685055">
     <w:abstractNumId w:val="8"/>
   </w:num>
-  <w:num w:numId="2" w16cid:durableId="1172255205">
+  <w:num w:numId="2" w16cid:durableId="2048481589">
     <w:abstractNumId w:val="6"/>
   </w:num>
-  <w:num w:numId="3" w16cid:durableId="1484421203">
+  <w:num w:numId="3" w16cid:durableId="1257329184">
     <w:abstractNumId w:val="5"/>
   </w:num>
-  <w:num w:numId="4" w16cid:durableId="1427573811">
+  <w:num w:numId="4" w16cid:durableId="1264340865">
     <w:abstractNumId w:val="4"/>
   </w:num>
-  <w:num w:numId="5" w16cid:durableId="122307112">
+  <w:num w:numId="5" w16cid:durableId="229465456">
     <w:abstractNumId w:val="7"/>
   </w:num>
-  <w:num w:numId="6" w16cid:durableId="2012567362">
+  <w:num w:numId="6" w16cid:durableId="1118715306">
     <w:abstractNumId w:val="3"/>
   </w:num>
-  <w:num w:numId="7" w16cid:durableId="346949980">
+  <w:num w:numId="7" w16cid:durableId="1135559261">
     <w:abstractNumId w:val="2"/>
   </w:num>
-  <w:num w:numId="8" w16cid:durableId="1110466257">
+  <w:num w:numId="8" w16cid:durableId="429010555">
     <w:abstractNumId w:val="1"/>
   </w:num>
-  <w:num w:numId="9" w16cid:durableId="1372683294">
+  <w:num w:numId="9" w16cid:durableId="747387065">
     <w:abstractNumId w:val="0"/>
   </w:num>
 </w:numbering>

--- a/Volume 1/Chapter 02 - Language Fundamentals/SPA_Vol1_Ch2_Project2_System_Information_Utility.docx
+++ b/Volume 1/Chapter 02 - Language Fundamentals/SPA_Vol1_Ch2_Project2_System_Information_Utility.docx
@@ -67,10 +67,7 @@
     </w:p>
     <w:p>
       <w:r>
-        <w:t>Build a system information utility, in C, C++, C#, Go, Python, and TypeScript, that reads the facts Lessons 2.14 to 2.16 taught and prints them as one report: two environment facts, the host name, the operating-system family, the logical CPU count, the total memory, the size and free space of the current disk, one line for each IPv4 address of every network adapter that is up, how many addresses each adapter has, and the time the facts were collected. The utility only reads. It changes nothing on the comput</w:t>
-      </w:r>
-      <w:r>
-        <w:t>er.</w:t>
+        <w:t>Build a system information utility, in C, C++, C#, Go, Python, and TypeScript, that reads the facts Lessons 2.14 to 2.16 taught and prints them as one report: two environment facts, the host name, the operating-system family, the logical CPU count, the total memory, the size and free space of the current disk, one line for each IPv4 address of every network adapter that is up, how many addresses each adapter has, and the time the facts were collected. The utility only reads. It changes nothing on the computer.</w:t>
       </w:r>
     </w:p>
     <w:p>
@@ -98,10 +95,7 @@
     </w:p>
     <w:p>
       <w:r>
-        <w:t>The first question in almost every support call, incident, or server inventory is "what machine is this?" Administrators answer it with exactly this kind of report: the name, the system, the hardware, the disk, and the network addresses, stamped with the time they were read. Building it from Chapter 2's pieces shows how they cooperate: records keep related facts together, a module keeps the rules for reading them in one place, the error check decides whether a report may be printed at all, and the time stam</w:t>
-      </w:r>
-      <w:r>
-        <w:t>p says when the facts were true.</w:t>
+        <w:t>The first question in almost every support call, incident, or server inventory is "what machine is this?" Administrators answer it with exactly this kind of report: the name, the system, the hardware, the disk, and the network addresses, stamped with the time they were read. Building it from Chapter 2's pieces shows how they cooperate: records keep related facts together, a module keeps the rules for reading them in one place, the error check decides whether a report may be printed at all, and the time stamp says when the facts were true.</w:t>
       </w:r>
     </w:p>
     <w:p>
@@ -291,10 +285,7 @@
         <w:pStyle w:val="ListBullet"/>
       </w:pPr>
       <w:r>
-        <w:t xml:space="preserve">The operating-system family is one of a fixed set: Windows, macOS, Linux, or other. C and C++ decide it before compiling, with #ifdef, and C# asks IsWindows, IsMacOS, and IsLinux, which each answer true or false; all three store the answer in HostInfo as an OsFamily enum, as Lesson 2.9 stored the environment, and a switch turns it into text. Go, Python, and TypeScript are handed the system's own name as text (windows, Darwin, win32), so a switch (Python: match), as in Lesson 2.4, maps that text straight to </w:t>
-      </w:r>
-      <w:r>
-        <w:t>the family name; an enum there would only add a second step.</w:t>
+        <w:t>The operating-system family is one of a fixed set: Windows, macOS, Linux, or other. C and C++ decide it before compiling, with #ifdef, and C# asks IsWindows, IsMacOS, and IsLinux, which each answer true or false; all three store the answer in HostInfo as an OsFamily enum, as Lesson 2.9 stored the environment, and a switch turns it into text. Go, Python, and TypeScript are handed the system's own name as text (windows, Darwin, win32), so a switch (Python: match), as in Lesson 2.4, maps that text straight to the family name; an enum there would only add a second step.</w:t>
       </w:r>
     </w:p>
     <w:p>
@@ -1794,10 +1785,7 @@
     </w:p>
     <w:p>
       <w:r>
-        <w:t>Test-Path Env:SPA_ENVIRONMENT prints False when the variable is not set in this terminal. hostname prints the host name, $env:NUMBER_OF_PROCESSORS the logical CPU count, and the Get-CimInstance line the total memory in bytes. $drive holds the drive of the current folder: Used plus Free is its total, and Free is its available space. Get-NetAdapter lists each adapter's Status and MacAddress, and Get-NetIPAddress each IPv4 address with its adapter's name and PrefixLength; a line that ends with | continues on t</w:t>
-      </w:r>
-      <w:r>
-        <w:t>he next line. The last line prints the current time in UTC.</w:t>
+        <w:t>Test-Path Env:SPA_ENVIRONMENT prints False when the variable is not set in this terminal. hostname prints the host name, $env:NUMBER_OF_PROCESSORS the logical CPU count, and the Get-CimInstance line the total memory in bytes. $drive holds the drive of the current folder: Used plus Free is its total, and Free is its available space. Get-NetAdapter lists each adapter's Status and MacAddress, and Get-NetIPAddress each IPv4 address with its adapter's name and PrefixLength; a line that ends with | continues on the next line. The last line prints the current time in UTC.</w:t>
       </w:r>
     </w:p>
     <w:p>
@@ -1919,10 +1907,7 @@
     </w:p>
     <w:p>
       <w:r>
-        <w:t>C reads every fact with the operating system's own C functions, exactly as Lessons 2.15 and 2.16 did: GetComputerNameExA, GetSystemInfo, GlobalMemoryStatusEx, GetDiskFreeSpaceExA, and GetAdaptersAddresses on Windows; gethostname, sysconf, statvfs, and getifaddrs on Linux and macOS. The #ifdef lines pick the right set, and #define _DEFAULT_SOURCE, before every #include, lets the strict C standard see the Linux and macOS ones. On Windows, both build commands end with -liphlpapi -lws2_32, the two system librar</w:t>
-      </w:r>
-      <w:r>
-        <w:t>ies that hold GetAdaptersAddresses and inet_ntop, as in Lesson 2.16.</w:t>
+        <w:t>C reads every fact with the operating system's own C functions, exactly as Lessons 2.15 and 2.16 did: GetComputerNameExA, GetSystemInfo, GlobalMemoryStatusEx, GetDiskFreeSpaceExA, and GetAdaptersAddresses on Windows; gethostname, sysconf, statvfs, and getifaddrs on Linux and macOS. The #ifdef lines pick the right set, and #define _DEFAULT_SOURCE, before every #include, lets the strict C standard see the Linux and macOS ones. On Windows, both build commands end with -liphlpapi -lws2_32, the two system libraries that hold GetAdaptersAddresses and inet_ntop, as in Lesson 2.16.</w:t>
       </w:r>
     </w:p>
     <w:p>
@@ -3757,10 +3742,7 @@
         <w:keepNext/>
       </w:pPr>
       <w:r>
-        <w:t xml:space="preserve">Run the program once. Your screen must show these lines, in this order, with the same spelling, spacing, and capitalization. The host, CPU, memory, disk, and adapter lines come from a sample computer, WORKSTATION-07, with 8 CPUs, one Wi-Fi adapter, and the loopback adapter; your screen shows your own computer's values, one line for each IPv4 address of your adapters that are up, in the order your language lists them. The last line shows the moment you ran the program, in UTC: this sample was taken at 12:05 </w:t>
-      </w:r>
-      <w:r>
-        <w:t>UTC on 2026-09-30. Compare each value with the System Facts commands from Project Setup.</w:t>
+        <w:t>Run the program once. Your screen must show these lines, in this order, with the same spelling, spacing, and capitalization. The host, CPU, memory, disk, and adapter lines come from a sample computer, WORKSTATION-07, with 8 CPUs, one Wi-Fi adapter, and the loopback adapter; your screen shows your own computer's values, one line for each IPv4 address of your adapters that are up, in the order your language lists them. The last line shows the moment you ran the program, in UTC: this sample was taken at 12:05 UTC on 2026-09-30. Compare each value with the System Facts commands from Project Setup.</w:t>
       </w:r>
     </w:p>
     <w:p>
@@ -3974,10 +3956,7 @@
     </w:p>
     <w:p>
       <w:r>
-        <w:t>The production-minded version prints the same report plus one line per adapter with the number of its addresses, counted with a map. It organizes the code into a module and an entry file, as Lesson 2.10 did, keeps each group of facts in a record, and reads every fact and the time, and checks every lookup, before it prints anything, as Lesson 2.11 did. system_info.h declares the OsFamily enum, the HostInfo and Adapter records, and the public functions; system_info.c holds their bodies and the private helpers</w:t>
-      </w:r>
-      <w:r>
-        <w:t xml:space="preserve"> environment_value, family_name, format_mac, and add_adapter, each static, so only the module can call them. read_host_info fills the caller's HostInfo through its address and returns 0, or 1 when the system refused; read_adapters returns how many records it stored, or -1, as in Lesson 2.16. main.c reads both and checks both, reads the time, counts the addresses on each adapter, and only then prints.</w:t>
+        <w:t>The production-minded version prints the same report plus one line per adapter with the number of its addresses, counted with a map. It organizes the code into a module and an entry file, as Lesson 2.10 did, keeps each group of facts in a record, and reads every fact and the time, and checks every lookup, before it prints anything, as Lesson 2.11 did. system_info.h declares the OsFamily enum, the HostInfo and Adapter records, and the public functions; system_info.c holds their bodies and the private helpers environment_value, family_name, format_mac, and add_adapter, each static, so only the module can call them. read_host_info fills the caller's HostInfo through its address and returns 0, or 1 when the system refused; read_adapters returns how many records it stored, or -1, as in Lesson 2.16. main.c reads both and checks both, reads the time, counts the addresses on each adapter, and only then prints.</w:t>
       </w:r>
     </w:p>
     <w:p>
@@ -7109,10 +7088,7 @@
         <w:keepNext/>
       </w:pPr>
       <w:r>
-        <w:t xml:space="preserve">Run the program once. After it, $LASTEXITCODE (echo $? on Linux or macOS) prints the exit code it ended with: 0. Your screen must show the same lines as the Basic version, plus one Addresses on line per adapter after the IPv4 addresses line. The host, CPU, memory, disk, and adapter lines come from a sample computer, WORKSTATION-07, with 8 CPUs, one Wi-Fi adapter, and the loopback adapter; your screen shows your own computer's values, one line for each IPv4 address of your adapters that are up, in the order </w:t>
-      </w:r>
-      <w:r>
-        <w:t>your language lists them. The last line shows the moment you ran the program, in UTC: this sample was taken at 12:05 UTC on 2026-09-30.</w:t>
+        <w:t>Run the program once. After it, $LASTEXITCODE (echo $? on Linux or macOS) prints the exit code it ended with: 0. Your screen must show the same lines as the Basic version, plus one Addresses on line per adapter after the IPv4 addresses line. The host, CPU, memory, disk, and adapter lines come from a sample computer, WORKSTATION-07, with 8 CPUs, one Wi-Fi adapter, and the loopback adapter; your screen shows your own computer's values, one line for each IPv4 address of your adapters that are up, in the order your language lists them. The last line shows the moment you ran the program, in UTC: this sample was taken at 12:05 UTC on 2026-09-30.</w:t>
       </w:r>
     </w:p>
     <w:p>
@@ -7389,10 +7365,7 @@
     </w:p>
     <w:p>
       <w:r>
-        <w:t>Both versions read the same facts. The Basic version keeps everything in one file and prints each fact as soon as it reads it, trusting every lookup. The Production-Minded version moves the records and the functions that read and print the facts into system_info.h and system_info.c, and keeps the order of the report and the count per adapter in main.c. It reads everything with read_host_info and read_adapters, and reads the time, before the first line prints, so a refused lookup ends with one Error line and</w:t>
-      </w:r>
-      <w:r>
-        <w:t xml:space="preserve"> exit code 1 instead of half a report, and the Collected line is the moment the facts were read.</w:t>
+        <w:t>Both versions read the same facts. The Basic version keeps everything in one file and prints each fact as soon as it reads it, trusting every lookup. The Production-Minded version moves the records and the functions that read and print the facts into system_info.h and system_info.c, and keeps the order of the report and the count per adapter in main.c. It reads everything with read_host_info and read_adapters, and reads the time, before the first line prints, so a refused lookup ends with one Error line and exit code 1 instead of half a report, and the Collected line is the moment the facts were read.</w:t>
       </w:r>
     </w:p>
     <w:p>
@@ -9175,10 +9148,7 @@
         <w:keepNext/>
       </w:pPr>
       <w:r>
-        <w:t xml:space="preserve">Run the program once. Your screen must show these lines, in this order, with the same spelling, spacing, and capitalization. The host, CPU, memory, disk, and adapter lines come from a sample computer, WORKSTATION-07, with 8 CPUs, one Wi-Fi adapter, and the loopback adapter; your screen shows your own computer's values, one line for each IPv4 address of your adapters that are up, in the order your language lists them. The last line shows the moment you ran the program, in UTC: this sample was taken at 12:05 </w:t>
-      </w:r>
-      <w:r>
-        <w:t>UTC on 2026-09-30. Compare each value with the System Facts commands from Project Setup.</w:t>
+        <w:t>Run the program once. Your screen must show these lines, in this order, with the same spelling, spacing, and capitalization. The host, CPU, memory, disk, and adapter lines come from a sample computer, WORKSTATION-07, with 8 CPUs, one Wi-Fi adapter, and the loopback adapter; your screen shows your own computer's values, one line for each IPv4 address of your adapters that are up, in the order your language lists them. The last line shows the moment you ran the program, in UTC: this sample was taken at 12:05 UTC on 2026-09-30. Compare each value with the System Facts commands from Project Setup.</w:t>
       </w:r>
     </w:p>
     <w:p>
@@ -9392,10 +9362,7 @@
     </w:p>
     <w:p>
       <w:r>
-        <w:t xml:space="preserve">The production-minded version prints the same report plus one line per adapter with the number of its addresses, counted with a map. It organizes the code into a module and an entry file, as Lesson 2.10 did, keeps each group of facts in a record, and reads every fact and the time, and checks every lookup, before it prints anything, as Lesson 2.11 did. system_info.h declares the OsFamily enum class, the HostInfo and Adapter records, and the public functions; system_info.cpp holds their bodies and the static </w:t>
-      </w:r>
-      <w:r>
-        <w:t>helpers environmentValue, osFamily, familyName, formatMac, and addAdapter. readHostInfo returns a complete HostInfo and readAdapters a std::vector&lt;Adapter&gt;; each throws std::runtime_error when the system refuses, and std::filesystem::space throws by itself. main.cpp calls both inside one try block, reads the time, counts the addresses on each adapter in a std::map, and only then prints.</w:t>
+        <w:t>The production-minded version prints the same report plus one line per adapter with the number of its addresses, counted with a map. It organizes the code into a module and an entry file, as Lesson 2.10 did, keeps each group of facts in a record, and reads every fact and the time, and checks every lookup, before it prints anything, as Lesson 2.11 did. system_info.h declares the OsFamily enum class, the HostInfo and Adapter records, and the public functions; system_info.cpp holds their bodies and the static helpers environmentValue, osFamily, familyName, formatMac, and addAdapter. readHostInfo returns a complete HostInfo and readAdapters a std::vector&lt;Adapter&gt;; each throws std::runtime_error when the system refuses, and std::filesystem::space throws by itself. main.cpp calls both inside one try block, reads the time, counts the addresses on each adapter in a std::map, and only then prints.</w:t>
       </w:r>
     </w:p>
     <w:p>
@@ -12215,10 +12182,7 @@
         <w:keepNext/>
       </w:pPr>
       <w:r>
-        <w:t xml:space="preserve">Run the program once. After it, $LASTEXITCODE (echo $? on Linux or macOS) prints the exit code it ended with: 0. Your screen must show the same lines as the Basic version, plus one Addresses on line per adapter after the IPv4 addresses line. The host, CPU, memory, disk, and adapter lines come from a sample computer, WORKSTATION-07, with 8 CPUs, one Wi-Fi adapter, and the loopback adapter; your screen shows your own computer's values, one line for each IPv4 address of your adapters that are up, in the order </w:t>
-      </w:r>
-      <w:r>
-        <w:t>your language lists them. The last line shows the moment you ran the program, in UTC: this sample was taken at 12:05 UTC on 2026-09-30.</w:t>
+        <w:t>Run the program once. After it, $LASTEXITCODE (echo $? on Linux or macOS) prints the exit code it ended with: 0. Your screen must show the same lines as the Basic version, plus one Addresses on line per adapter after the IPv4 addresses line. The host, CPU, memory, disk, and adapter lines come from a sample computer, WORKSTATION-07, with 8 CPUs, one Wi-Fi adapter, and the loopback adapter; your screen shows your own computer's values, one line for each IPv4 address of your adapters that are up, in the order your language lists them. The last line shows the moment you ran the program, in UTC: this sample was taken at 12:05 UTC on 2026-09-30.</w:t>
       </w:r>
     </w:p>
     <w:p>
@@ -12511,10 +12475,7 @@
     </w:p>
     <w:p>
       <w:r>
-        <w:t>Both versions read the same facts. The Basic version keeps everything in one file and prints each fact as soon as it reads it, trusting every lookup. The Production-Minded version moves the records and the functions that read and print the facts into system_info.h and system_info.cpp, and keeps the order of the report and the count per adapter in main.cpp. It reads everything with readHostInfo and readAdapters, and reads the time, before the first line prints, so a refused lookup ends with one Error line an</w:t>
-      </w:r>
-      <w:r>
-        <w:t>d exit code 1 instead of half a report, and the Collected line is the moment the facts were read.</w:t>
+        <w:t>Both versions read the same facts. The Basic version keeps everything in one file and prints each fact as soon as it reads it, trusting every lookup. The Production-Minded version moves the records and the functions that read and print the facts into system_info.h and system_info.cpp, and keeps the order of the report and the count per adapter in main.cpp. It reads everything with readHostInfo and readAdapters, and reads the time, before the first line prints, so a refused lookup ends with one Error line and exit code 1 instead of half a report, and the Collected line is the moment the facts were read.</w:t>
       </w:r>
     </w:p>
     <w:p>
@@ -13687,10 +13648,7 @@
         <w:keepNext/>
       </w:pPr>
       <w:r>
-        <w:t>dotnet build shows its progress first and ends with a line such as Build succeeded in 1.2s (your time differs); those lines are not part of the program's output. Run the program once. Your screen must show these lines, in this order, with the same spelling, spacing, and capitalization. The host, CPU, memory, disk, and adapter lines come from a sample computer, WORKSTATION-07, with 8 CPUs, one Wi-Fi adapter, and the loopback adapter; your screen shows your own computer's values, one line for each IPv4 addres</w:t>
-      </w:r>
-      <w:r>
-        <w:t>s of your adapters that are up, in the order your language lists them. The last line shows the moment you ran the program, in UTC: this sample was taken at 12:05 UTC on 2026-09-30. Compare each value with the System Facts commands from Project Setup.</w:t>
+        <w:t>dotnet build shows its progress first and ends with a line such as Build succeeded in 1.2s (your time differs); those lines are not part of the program's output. Run the program once. Your screen must show these lines, in this order, with the same spelling, spacing, and capitalization. The host, CPU, memory, disk, and adapter lines come from a sample computer, WORKSTATION-07, with 8 CPUs, one Wi-Fi adapter, and the loopback adapter; your screen shows your own computer's values, one line for each IPv4 address of your adapters that are up, in the order your language lists them. The last line shows the moment you ran the program, in UTC: this sample was taken at 12:05 UTC on 2026-09-30. Compare each value with the System Facts commands from Project Setup.</w:t>
       </w:r>
     </w:p>
     <w:p>
@@ -13904,10 +13862,7 @@
     </w:p>
     <w:p>
       <w:r>
-        <w:t>The production-minded version prints the same report plus one line per adapter with the number of its addresses, counted with a map. It organizes the code into a module and an entry file, as Lesson 2.10 did, keeps each group of facts in a record, and reads every fact and the time, and checks every lookup, before it prints anything, as Lesson 2.11 did. SystemInfo.cs holds the OsFamily enum, the HostInfo and Adapter classes, and the static class SystemInfoModule, whose public methods are ReadHostInfo, PrintHo</w:t>
-      </w:r>
-      <w:r>
-        <w:t>stInfo, ReadAdapters, IsLoopback, and PrintAdapter; EnvironmentValue, ReadFamily, FamilyName, and FormatMac are private. ReadHostInfo and ReadAdapters throw an exception when the system refuses, and Program.cs calls both inside one try block, reads the time, counts the addresses on each adapter in a SortedDictionary, and only then prints.</w:t>
+        <w:t>The production-minded version prints the same report plus one line per adapter with the number of its addresses, counted with a map. It organizes the code into a module and an entry file, as Lesson 2.10 did, keeps each group of facts in a record, and reads every fact and the time, and checks every lookup, before it prints anything, as Lesson 2.11 did. SystemInfo.cs holds the OsFamily enum, the HostInfo and Adapter classes, and the static class SystemInfoModule, whose public methods are ReadHostInfo, PrintHostInfo, ReadAdapters, IsLoopback, and PrintAdapter; EnvironmentValue, ReadFamily, FamilyName, and FormatMac are private. ReadHostInfo and ReadAdapters throw an exception when the system refuses, and Program.cs calls both inside one try block, reads the time, counts the addresses on each adapter in a SortedDictionary, and only then prints.</w:t>
       </w:r>
     </w:p>
     <w:p>
@@ -16284,10 +16239,7 @@
         <w:keepNext/>
       </w:pPr>
       <w:r>
-        <w:t>dotnet build shows its progress first and ends with a line such as Build succeeded in 1.2s (your time differs); those lines are not part of the program's output. Run the program once. After it, $LASTEXITCODE (echo $? on Linux or macOS) prints the exit code it ended with: 0. Your screen must show the same lines as the Basic version, plus one Addresses on line per adapter after the IPv4 addresses line. The host, CPU, memory, disk, and adapter lines come from a sample computer, WORKSTATION-07, with 8 CPUs, one</w:t>
-      </w:r>
-      <w:r>
-        <w:t xml:space="preserve"> Wi-Fi adapter, and the loopback adapter; your screen shows your own computer's values, one line for each IPv4 address of your adapters that are up, in the order your language lists them. The last line shows the moment you ran the program, in UTC: this sample was taken at 12:05 UTC on 2026-09-30.</w:t>
+        <w:t>dotnet build shows its progress first and ends with a line such as Build succeeded in 1.2s (your time differs); those lines are not part of the program's output. Run the program once. After it, $LASTEXITCODE (echo $? on Linux or macOS) prints the exit code it ended with: 0. Your screen must show the same lines as the Basic version, plus one Addresses on line per adapter after the IPv4 addresses line. The host, CPU, memory, disk, and adapter lines come from a sample computer, WORKSTATION-07, with 8 CPUs, one Wi-Fi adapter, and the loopback adapter; your screen shows your own computer's values, one line for each IPv4 address of your adapters that are up, in the order your language lists them. The last line shows the moment you ran the program, in UTC: this sample was taken at 12:05 UTC on 2026-09-30.</w:t>
       </w:r>
     </w:p>
     <w:p>
@@ -16556,10 +16508,7 @@
     </w:p>
     <w:p>
       <w:r>
-        <w:t>Both versions read the same facts. The Basic version keeps everything in one file and prints each fact as soon as it reads it, trusting every lookup. The Production-Minded version moves the records and the functions that read and print the facts into SystemInfo.cs, and keeps the order of the report and the count per adapter in Program.cs. It reads everything with ReadHostInfo and ReadAdapters, and reads the time, before the first line prints, so a refused lookup ends with one Error line and exit code 1 inst</w:t>
-      </w:r>
-      <w:r>
-        <w:t>ead of half a report, and the Collected line is the moment the facts were read.</w:t>
+        <w:t>Both versions read the same facts. The Basic version keeps everything in one file and prints each fact as soon as it reads it, trusting every lookup. The Production-Minded version moves the records and the functions that read and print the facts into SystemInfo.cs, and keeps the order of the report and the count per adapter in Program.cs. It reads everything with ReadHostInfo and ReadAdapters, and reads the time, before the first line prints, so a refused lookup ends with one Error line and exit code 1 instead of half a report, and the Collected line is the moment the facts were read.</w:t>
       </w:r>
     </w:p>
     <w:p>
@@ -17514,10 +17463,7 @@
         <w:keepNext/>
       </w:pPr>
       <w:r>
-        <w:t xml:space="preserve">Run the program once. Your screen must show these lines, in this order, with the same spelling, spacing, and capitalization. The host, CPU, memory, disk, and adapter lines come from a sample computer, WORKSTATION-07, with 8 CPUs, one Wi-Fi adapter, and the loopback adapter; your screen shows your own computer's values, one line for each IPv4 address of your adapters that are up, in the order your language lists them. The last line shows the moment you ran the program, in UTC: this sample was taken at 12:05 </w:t>
-      </w:r>
-      <w:r>
-        <w:t>UTC on 2026-09-30. Compare each value with the System Facts commands from Project Setup.</w:t>
+        <w:t>Run the program once. Your screen must show these lines, in this order, with the same spelling, spacing, and capitalization. The host, CPU, memory, disk, and adapter lines come from a sample computer, WORKSTATION-07, with 8 CPUs, one Wi-Fi adapter, and the loopback adapter; your screen shows your own computer's values, one line for each IPv4 address of your adapters that are up, in the order your language lists them. The last line shows the moment you ran the program, in UTC: this sample was taken at 12:05 UTC on 2026-09-30. Compare each value with the System Facts commands from Project Setup.</w:t>
       </w:r>
     </w:p>
     <w:p>
@@ -17731,10 +17677,7 @@
     </w:p>
     <w:p>
       <w:r>
-        <w:t>The production-minded version prints the same report plus one line per adapter with the number of its addresses, counted with a map. It organizes the code into a module and an entry file, as Lesson 2.10 did, keeps each group of facts in a record, and reads every fact and the time, and checks every lookup, before it prints anything, as Lesson 2.11 did. .\go\systeminfo\systeminfo.go is the systeminfo package: the HostInfo and Adapter records and the exported ReadHostInfo, PrintHostInfo, ReadAdapters, IsLoopba</w:t>
-      </w:r>
-      <w:r>
-        <w:t>ck, and PrintAdapter, with environmentValue and osFamily lowercase, so they stay inside the package. HostInfo has no memory or disk fields, because Go cannot read them. ReadHostInfo and ReadAdapters return an error value, and .\go\main.go checks each one, reads the time, counts the addresses on each adapter in a map, and only then prints.</w:t>
+        <w:t>The production-minded version prints the same report plus one line per adapter with the number of its addresses, counted with a map. It organizes the code into a module and an entry file, as Lesson 2.10 did, keeps each group of facts in a record, and reads every fact and the time, and checks every lookup, before it prints anything, as Lesson 2.11 did. .\go\systeminfo\systeminfo.go is the systeminfo package: the HostInfo and Adapter records and the exported ReadHostInfo, PrintHostInfo, ReadAdapters, IsLoopback, and PrintAdapter, with environmentValue and osFamily lowercase, so they stay inside the package. HostInfo has no memory or disk fields, because Go cannot read them. ReadHostInfo and ReadAdapters return an error value, and .\go\main.go checks each one, reads the time, counts the addresses on each adapter in a map, and only then prints.</w:t>
       </w:r>
     </w:p>
     <w:p>
@@ -19456,10 +19399,7 @@
         <w:keepNext/>
       </w:pPr>
       <w:r>
-        <w:t xml:space="preserve">Run the program once. After it, $LASTEXITCODE (echo $? on Linux or macOS) prints the exit code it ended with: 0. Your screen must show the same lines as the Basic version, plus one Addresses on line per adapter after the IPv4 addresses line. The host, CPU, memory, disk, and adapter lines come from a sample computer, WORKSTATION-07, with 8 CPUs, one Wi-Fi adapter, and the loopback adapter; your screen shows your own computer's values, one line for each IPv4 address of your adapters that are up, in the order </w:t>
-      </w:r>
-      <w:r>
-        <w:t>your language lists them. The last line shows the moment you ran the program, in UTC: this sample was taken at 12:05 UTC on 2026-09-30.</w:t>
+        <w:t>Run the program once. After it, $LASTEXITCODE (echo $? on Linux or macOS) prints the exit code it ended with: 0. Your screen must show the same lines as the Basic version, plus one Addresses on line per adapter after the IPv4 addresses line. The host, CPU, memory, disk, and adapter lines come from a sample computer, WORKSTATION-07, with 8 CPUs, one Wi-Fi adapter, and the loopback adapter; your screen shows your own computer's values, one line for each IPv4 address of your adapters that are up, in the order your language lists them. The last line shows the moment you ran the program, in UTC: this sample was taken at 12:05 UTC on 2026-09-30.</w:t>
       </w:r>
     </w:p>
     <w:p>
@@ -19728,10 +19668,7 @@
     </w:p>
     <w:p>
       <w:r>
-        <w:t>Both versions read the same facts. The Basic version keeps everything in one file and prints each fact as soon as it reads it, trusting every lookup. The Production-Minded version moves the records and the functions that read and print the facts into systeminfo.go, and keeps the order of the report and the count per adapter in main.go. It reads everything with ReadHostInfo and ReadAdapters, and reads the time, before the first line prints, so a refused lookup ends with one Error line and exit code 1 instead</w:t>
-      </w:r>
-      <w:r>
-        <w:t xml:space="preserve"> of half a report, and the Collected line is the moment the facts were read.</w:t>
+        <w:t>Both versions read the same facts. The Basic version keeps everything in one file and prints each fact as soon as it reads it, trusting every lookup. The Production-Minded version moves the records and the functions that read and print the facts into systeminfo.go, and keeps the order of the report and the count per adapter in main.go. It reads everything with ReadHostInfo and ReadAdapters, and reads the time, before the first line prints, so a refused lookup ends with one Error line and exit code 1 instead of half a report, and the Collected line is the moment the facts were read.</w:t>
       </w:r>
     </w:p>
     <w:p>
@@ -19759,10 +19696,7 @@
     </w:p>
     <w:p>
       <w:r>
-        <w:t>Python reads the environment with os.environ, the host name with socket.gethostname, the CPUs with os.cpu_count, and the disk with shutil.disk_usage, as in Lessons 2.14 and 2.15, and the adapters with psutil, as in Lesson 2.16. psutil lives in the project's own .\python\.venv folder, so the programs run with .venv's Python, never py. Lesson 2.15 printed not available for the memory on Windows, because Python's standard library cannot read it there; psutil, already here for the adapters, can: psutil.virtual_</w:t>
-      </w:r>
-      <w:r>
-        <w:t>memory().total is the total memory in bytes on every system, so Python's report now matches C's.</w:t>
+        <w:t>Python reads the environment with os.environ, the host name with socket.gethostname, the CPUs with os.cpu_count, and the disk with shutil.disk_usage, as in Lessons 2.14 and 2.15, and the adapters with psutil, as in Lesson 2.16. psutil lives in the project's own .\python\.venv folder, so the programs run with .venv's Python, never py. Lesson 2.15 printed not available for the memory on Windows, because Python's standard library cannot read it there; psutil, already here for the adapters, can: psutil.virtual_memory().total is the total memory in bytes on every system, so Python's report now matches C's.</w:t>
       </w:r>
     </w:p>
     <w:p>
@@ -20727,10 +20661,7 @@
         <w:keepNext/>
       </w:pPr>
       <w:r>
-        <w:t xml:space="preserve">Run the program once. Your screen must show these lines, in this order, with the same spelling, spacing, and capitalization. The host, CPU, memory, disk, and adapter lines come from a sample computer, WORKSTATION-07, with 8 CPUs, one Wi-Fi adapter, and the loopback adapter; your screen shows your own computer's values, one line for each IPv4 address of your adapters that are up, in the order your language lists them. The last line shows the moment you ran the program, in UTC: this sample was taken at 12:05 </w:t>
-      </w:r>
-      <w:r>
-        <w:t>UTC on 2026-09-30. Compare each value with the System Facts commands from Project Setup.</w:t>
+        <w:t>Run the program once. Your screen must show these lines, in this order, with the same spelling, spacing, and capitalization. The host, CPU, memory, disk, and adapter lines come from a sample computer, WORKSTATION-07, with 8 CPUs, one Wi-Fi adapter, and the loopback adapter; your screen shows your own computer's values, one line for each IPv4 address of your adapters that are up, in the order your language lists them. The last line shows the moment you ran the program, in UTC: this sample was taken at 12:05 UTC on 2026-09-30. Compare each value with the System Facts commands from Project Setup.</w:t>
       </w:r>
     </w:p>
     <w:p>
@@ -20944,10 +20875,7 @@
     </w:p>
     <w:p>
       <w:r>
-        <w:t>The production-minded version prints the same report plus one line per adapter with the number of its addresses, counted with a map. It organizes the code into a module and an entry file, as Lesson 2.10 did, keeps each group of facts in a record, and reads every fact and the time, and checks every lookup, before it prints anything, as Lesson 2.11 did. system_info.py holds the HostInfo and Adapter classes, the public read_host_info, print_host_info, read_adapters, is_loopback, and print_adapter, and the priv</w:t>
-      </w:r>
-      <w:r>
-        <w:t>ate _environment_value and _os_family. read_host_info and read_adapters raise an OSError when the system refuses, and main.py calls both inside one try block, reads the time, counts the addresses on each adapter in a dict, and only then prints.</w:t>
+        <w:t>The production-minded version prints the same report plus one line per adapter with the number of its addresses, counted with a map. It organizes the code into a module and an entry file, as Lesson 2.10 did, keeps each group of facts in a record, and reads every fact and the time, and checks every lookup, before it prints anything, as Lesson 2.11 did. system_info.py holds the HostInfo and Adapter classes, the public read_host_info, print_host_info, read_adapters, is_loopback, and print_adapter, and the private _environment_value and _os_family. read_host_info and read_adapters raise an OSError when the system refuses, and main.py calls both inside one try block, reads the time, counts the addresses on each adapter in a dict, and only then prints.</w:t>
       </w:r>
     </w:p>
     <w:p>
@@ -22434,10 +22362,7 @@
         <w:keepNext/>
       </w:pPr>
       <w:r>
-        <w:t xml:space="preserve">Run the program once. After it, $LASTEXITCODE (echo $? on Linux or macOS) prints the exit code it ended with: 0. Your screen must show the same lines as the Basic version, plus one Addresses on line per adapter after the IPv4 addresses line. The host, CPU, memory, disk, and adapter lines come from a sample computer, WORKSTATION-07, with 8 CPUs, one Wi-Fi adapter, and the loopback adapter; your screen shows your own computer's values, one line for each IPv4 address of your adapters that are up, in the order </w:t>
-      </w:r>
-      <w:r>
-        <w:t>your language lists them. The last line shows the moment you ran the program, in UTC: this sample was taken at 12:05 UTC on 2026-09-30.</w:t>
+        <w:t>Run the program once. After it, $LASTEXITCODE (echo $? on Linux or macOS) prints the exit code it ended with: 0. Your screen must show the same lines as the Basic version, plus one Addresses on line per adapter after the IPv4 addresses line. The host, CPU, memory, disk, and adapter lines come from a sample computer, WORKSTATION-07, with 8 CPUs, one Wi-Fi adapter, and the loopback adapter; your screen shows your own computer's values, one line for each IPv4 address of your adapters that are up, in the order your language lists them. The last line shows the moment you ran the program, in UTC: this sample was taken at 12:05 UTC on 2026-09-30.</w:t>
       </w:r>
     </w:p>
     <w:p>
@@ -22698,10 +22623,7 @@
     </w:p>
     <w:p>
       <w:r>
-        <w:t>Both versions read the same facts. The Basic version keeps everything in one file and prints each fact as soon as it reads it, trusting every lookup. The Production-Minded version moves the records and the functions that read and print the facts into system_info.py, and keeps the order of the report and the count per adapter in main.py. It reads everything with read_host_info and read_adapters, and reads the time, before the first line prints, so a refused lookup ends with one Error line and exit code 1 ins</w:t>
-      </w:r>
-      <w:r>
-        <w:t>tead of half a report, and the Collected line is the moment the facts were read.</w:t>
+        <w:t>Both versions read the same facts. The Basic version keeps everything in one file and prints each fact as soon as it reads it, trusting every lookup. The Production-Minded version moves the records and the functions that read and print the facts into system_info.py, and keeps the order of the report and the count per adapter in main.py. It reads everything with read_host_info and read_adapters, and reads the time, before the first line prints, so a refused lookup ends with one Error line and exit code 1 instead of half a report, and the Collected line is the moment the facts were read.</w:t>
       </w:r>
     </w:p>
     <w:p>
@@ -23629,10 +23551,7 @@
         <w:keepNext/>
       </w:pPr>
       <w:r>
-        <w:t xml:space="preserve">The npm check and build steps print their own lines first; those are not part of the program's output. Run the program once. Your screen must show these lines, in this order, with the same spelling, spacing, and capitalization. The host, CPU, memory, disk, and adapter lines come from a sample computer, WORKSTATION-07, with 8 CPUs, one Wi-Fi adapter, and the loopback adapter; your screen shows your own computer's values, one line for each IPv4 address of your adapters that are up, in the order your language </w:t>
-      </w:r>
-      <w:r>
-        <w:t>lists them. The last line shows the moment you ran the program, in UTC: this sample was taken at 12:05 UTC on 2026-09-30. Compare each value with the System Facts commands from Project Setup.</w:t>
+        <w:t>The npm check and build steps print their own lines first; those are not part of the program's output. Run the program once. Your screen must show these lines, in this order, with the same spelling, spacing, and capitalization. The host, CPU, memory, disk, and adapter lines come from a sample computer, WORKSTATION-07, with 8 CPUs, one Wi-Fi adapter, and the loopback adapter; your screen shows your own computer's values, one line for each IPv4 address of your adapters that are up, in the order your language lists them. The last line shows the moment you ran the program, in UTC: this sample was taken at 12:05 UTC on 2026-09-30. Compare each value with the System Facts commands from Project Setup.</w:t>
       </w:r>
     </w:p>
     <w:p>
@@ -23846,10 +23765,7 @@
     </w:p>
     <w:p>
       <w:r>
-        <w:t>The production-minded version prints the same report plus one line per adapter with the number of its addresses, counted with a map. It organizes the code into a module and an entry file, as Lesson 2.10 did, keeps each group of facts in a record, and reads every fact and the time, and checks every lookup, before it prints anything, as Lesson 2.11 did. system_info.ts exports the HostInfo and Adapter classes and readHostInfo, printHostInfo, readAdapters, isLoopback, and printAdapter; environmentValue and osFa</w:t>
-      </w:r>
-      <w:r>
-        <w:t>mily are not exported, so they stay private. readHostInfo and readAdapters throw an Error when the system refuses, and main.ts calls both inside one try block, reads the time, counts the addresses on each adapter in a Map, and only then prints.</w:t>
+        <w:t>The production-minded version prints the same report plus one line per adapter with the number of its addresses, counted with a map. It organizes the code into a module and an entry file, as Lesson 2.10 did, keeps each group of facts in a record, and reads every fact and the time, and checks every lookup, before it prints anything, as Lesson 2.11 did. system_info.ts exports the HostInfo and Adapter classes and readHostInfo, printHostInfo, readAdapters, isLoopback, and printAdapter; environmentValue and osFamily are not exported, so they stay private. readHostInfo and readAdapters throw an Error when the system refuses, and main.ts calls both inside one try block, reads the time, counts the addresses on each adapter in a Map, and only then prints.</w:t>
       </w:r>
     </w:p>
     <w:p>
@@ -25542,10 +25458,7 @@
         <w:keepNext/>
       </w:pPr>
       <w:r>
-        <w:t>The npm check and build steps print their own lines first; those are not part of the program's output. Run the program once. After it, $LASTEXITCODE (echo $? on Linux or macOS) prints the exit code it ended with: 0. Your screen must show the same lines as the Basic version, plus one Addresses on line per adapter after the IPv4 addresses line. The host, CPU, memory, disk, and adapter lines come from a sample computer, WORKSTATION-07, with 8 CPUs, one Wi-Fi adapter, and the loopback adapter; your screen shows</w:t>
-      </w:r>
-      <w:r>
-        <w:t xml:space="preserve"> your own computer's values, one line for each IPv4 address of your adapters that are up, in the order your language lists them. The last line shows the moment you ran the program, in UTC: this sample was taken at 12:05 UTC on 2026-09-30.</w:t>
+        <w:t>The npm check and build steps print their own lines first; those are not part of the program's output. Run the program once. After it, $LASTEXITCODE (echo $? on Linux or macOS) prints the exit code it ended with: 0. Your screen must show the same lines as the Basic version, plus one Addresses on line per adapter after the IPv4 addresses line. The host, CPU, memory, disk, and adapter lines come from a sample computer, WORKSTATION-07, with 8 CPUs, one Wi-Fi adapter, and the loopback adapter; your screen shows your own computer's values, one line for each IPv4 address of your adapters that are up, in the order your language lists them. The last line shows the moment you ran the program, in UTC: this sample was taken at 12:05 UTC on 2026-09-30.</w:t>
       </w:r>
     </w:p>
     <w:p>
@@ -25806,10 +25719,7 @@
     </w:p>
     <w:p>
       <w:r>
-        <w:t>Both versions read the same facts. The Basic version keeps everything in one file and prints each fact as soon as it reads it, trusting every lookup. The Production-Minded version moves the records and the functions that read and print the facts into system_info.ts, and keeps the order of the report and the count per adapter in main.ts. It reads everything with readHostInfo and readAdapters, and reads the time, before the first line prints, so a refused lookup ends with one Error line and exit code 1 instea</w:t>
-      </w:r>
-      <w:r>
-        <w:t>d of half a report, and the Collected line is the moment the facts were read.</w:t>
+        <w:t>Both versions read the same facts. The Basic version keeps everything in one file and prints each fact as soon as it reads it, trusting every lookup. The Production-Minded version moves the records and the functions that read and print the facts into system_info.ts, and keeps the order of the report and the count per adapter in main.ts. It reads everything with readHostInfo and readAdapters, and reads the time, before the first line prints, so a refused lookup ends with one Error line and exit code 1 instead of half a report, and the Collected line is the moment the facts were read.</w:t>
       </w:r>
     </w:p>
     <w:p>
@@ -26383,10 +26293,7 @@
         <w:keepNext/>
       </w:pPr>
       <w:r>
-        <w:t>The Production-Minded programs show these lines and end with exit code 0. The Basic programs show the same lines without the two Addresses on lines. The host, CPU, memory, disk, and adapter lines come from a sample computer, WORKSTATION-07, with 8 CPUs, one Wi-Fi adapter, and the loopback adapter; your screen shows your own computer's values, one line for each IPv4 address of your adapters that are up, in the order your language lists them. The last line shows the moment you ran the program, in UTC: this sa</w:t>
-      </w:r>
-      <w:r>
-        <w:t>mple was taken at 12:05 UTC on 2026-09-30. Go prints not available for the memory and the two disk lines.</w:t>
+        <w:t>The Production-Minded programs show these lines and end with exit code 0. The Basic programs show the same lines without the two Addresses on lines. The host, CPU, memory, disk, and adapter lines come from a sample computer, WORKSTATION-07, with 8 CPUs, one Wi-Fi adapter, and the loopback adapter; your screen shows your own computer's values, one line for each IPv4 address of your adapters that are up, in the order your language lists them. The last line shows the moment you ran the program, in UTC: this sample was taken at 12:05 UTC on 2026-09-30. Go prints not available for the memory and the two disk lines.</w:t>
       </w:r>
     </w:p>
     <w:p>
@@ -26633,10 +26540,7 @@
     </w:p>
     <w:p>
       <w:r>
-        <w:t>This project is the read, check, and report shape that operations tools keep. It prints its report the way Project 1 printed its summary, from facts read from the system instead of typed. The report disappears when the terminal closes; Chapter 3 fixes that. Lessons 3.1 Create File through 3.4 Append File teach saving text to a file, so a later version of this utility could write the same lines to a dated report file, and Lessons 3.14 CSV Files and 3.15 JSON Files teach saving the HostInfo and Adapter record</w:t>
-      </w:r>
-      <w:r>
-        <w:t>s in a standard format. Chapter 4 stores reports in MySQL, one row per report, so the facts of many runs can be compared. The adapter lines are also the starting point of Volume 1, Chapter 7, Lesson 7.1: IP Addresses.</w:t>
+        <w:t>This project is the read, check, and report shape that operations tools keep. It prints its report the way Project 1 printed its summary, from facts read from the system instead of typed. The report disappears when the terminal closes; Chapter 3 fixes that. Lessons 3.1 Create File through 3.4 Append File teach saving text to a file, so a later version of this utility could write the same lines to a dated report file, and Lessons 3.14 CSV Files and 3.15 JSON Files teach saving the HostInfo and Adapter records in a standard format. Chapter 4 stores reports in MySQL, one row per report, so the facts of many runs can be compared. The adapter lines are also the starting point of Volume 1, Chapter 7, Lesson 7.1: IP Addresses.</w:t>
       </w:r>
     </w:p>
     <w:p>
@@ -27562,10 +27466,7 @@
     </w:p>
     <w:p>
       <w:r>
-        <w:t>The utility is every Chapter 2 fundamental in one read-only program: functions that read and print, conditions that choose between set and not set or loopback and MAC, a switch over the operating-system family, loops over adapters and addresses, text tests, a collection of records, a map of counts per adapter, an enum, a module with private helpers, a check that stops before any half-finished report, and a time stamp in UTC, over the environment, host, disk, and adapter facts of Lessons 2.14 to 2.16. None o</w:t>
-      </w:r>
-      <w:r>
-        <w:t>f it is new; what is new is one report a person can trust. The report disappears when the terminal closes; Chapter 3 teaches the file operations that let a program keep it.</w:t>
+        <w:t>The utility is every Chapter 2 fundamental in one read-only program: functions that read and print, conditions that choose between set and not set or loopback and MAC, a switch over the operating-system family, loops over adapters and addresses, text tests, a collection of records, a map of counts per adapter, an enum, a module with private helpers, a check that stops before any half-finished report, and a time stamp in UTC, over the environment, host, disk, and adapter facts of Lessons 2.14 to 2.16. None of it is new; what is new is one report a person can trust. The report disappears when the terminal closes; Chapter 3 teaches the file operations that let a program keep it.</w:t>
       </w:r>
     </w:p>
     <w:sectPr>
